--- a/extra_pages/pinnbo_authorship_statement.docx
+++ b/extra_pages/pinnbo_authorship_statement.docx
@@ -276,7 +276,7 @@
                 <w:sz w:val="20"/>
                 <w:szCs w:val="20"/>
               </w:rPr>
-              <w:t>Applied Artificial Intelligence Institute</w:t>
+              <w:t>Deakin Applied Artificial Intelligence Initiative</w:t>
             </w:r>
           </w:p>
         </w:tc>
@@ -417,7 +417,25 @@
                 <w:sz w:val="20"/>
                 <w:szCs w:val="20"/>
               </w:rPr>
-              <w:t>If Yes, please complete Section 3</w:t>
+              <w:t xml:space="preserve">If </w:t>
+            </w:r>
+            <w:proofErr w:type="gramStart"/>
+            <w:r>
+              <w:rPr>
+                <w:rFonts w:asciiTheme="minorHAnsi" w:hAnsiTheme="minorHAnsi"/>
+                <w:sz w:val="20"/>
+                <w:szCs w:val="20"/>
+              </w:rPr>
+              <w:t>Yes</w:t>
+            </w:r>
+            <w:proofErr w:type="gramEnd"/>
+            <w:r>
+              <w:rPr>
+                <w:rFonts w:asciiTheme="minorHAnsi" w:hAnsiTheme="minorHAnsi"/>
+                <w:sz w:val="20"/>
+                <w:szCs w:val="20"/>
+              </w:rPr>
+              <w:t>, please complete Section 3</w:t>
             </w:r>
           </w:p>
           <w:p>
@@ -434,7 +452,25 @@
                 <w:sz w:val="20"/>
                 <w:szCs w:val="20"/>
               </w:rPr>
-              <w:t>If No, go straight to Section 4.</w:t>
+              <w:t xml:space="preserve">If </w:t>
+            </w:r>
+            <w:proofErr w:type="gramStart"/>
+            <w:r>
+              <w:rPr>
+                <w:rFonts w:asciiTheme="minorHAnsi" w:hAnsiTheme="minorHAnsi"/>
+                <w:sz w:val="20"/>
+                <w:szCs w:val="20"/>
+              </w:rPr>
+              <w:t>No</w:t>
+            </w:r>
+            <w:proofErr w:type="gramEnd"/>
+            <w:r>
+              <w:rPr>
+                <w:rFonts w:asciiTheme="minorHAnsi" w:hAnsiTheme="minorHAnsi"/>
+                <w:sz w:val="20"/>
+                <w:szCs w:val="20"/>
+              </w:rPr>
+              <w:t>, go straight to Section 4.</w:t>
             </w:r>
           </w:p>
         </w:tc>
@@ -594,7 +630,7 @@
                 <w:sz w:val="20"/>
                 <w:szCs w:val="20"/>
               </w:rPr>
-              <w:t>Applied Artificial Intelligence Institute</w:t>
+              <w:t>Deakin Applied Artificial Intelligence Initiative</w:t>
             </w:r>
           </w:p>
         </w:tc>
@@ -840,7 +876,22 @@
                 <w:szCs w:val="20"/>
               </w:rPr>
               <w:br/>
-              <w:t>2</w:t>
+            </w:r>
+            <w:r>
+              <w:rPr>
+                <w:rFonts w:asciiTheme="minorHAnsi" w:hAnsiTheme="minorHAnsi"/>
+                <w:sz w:val="20"/>
+                <w:szCs w:val="20"/>
+              </w:rPr>
+              <w:t>15</w:t>
+            </w:r>
+            <w:r>
+              <w:rPr>
+                <w:rFonts w:asciiTheme="minorHAnsi" w:hAnsiTheme="minorHAnsi"/>
+                <w:sz w:val="20"/>
+                <w:szCs w:val="20"/>
+              </w:rPr>
+              <w:t>/0</w:t>
             </w:r>
             <w:r>
               <w:rPr>
@@ -856,7 +907,7 @@
                 <w:sz w:val="20"/>
                 <w:szCs w:val="20"/>
               </w:rPr>
-              <w:t>/01/2025</w:t>
+              <w:t>/2025</w:t>
             </w:r>
           </w:p>
         </w:tc>
@@ -952,7 +1003,25 @@
                 <w:sz w:val="20"/>
                 <w:szCs w:val="20"/>
               </w:rPr>
-              <w:t>n(s) (for example,  conception of the project, design of methodology or experimental protocol, data collection, analysis, drafting the manuscript, revising it critically for important intellectual content, etc.)</w:t>
+              <w:t xml:space="preserve">n(s) (for </w:t>
+            </w:r>
+            <w:proofErr w:type="gramStart"/>
+            <w:r>
+              <w:rPr>
+                <w:rFonts w:asciiTheme="minorHAnsi" w:hAnsiTheme="minorHAnsi"/>
+                <w:sz w:val="20"/>
+                <w:szCs w:val="20"/>
+              </w:rPr>
+              <w:t>example,  conception</w:t>
+            </w:r>
+            <w:proofErr w:type="gramEnd"/>
+            <w:r>
+              <w:rPr>
+                <w:rFonts w:asciiTheme="minorHAnsi" w:hAnsiTheme="minorHAnsi"/>
+                <w:sz w:val="20"/>
+                <w:szCs w:val="20"/>
+              </w:rPr>
+              <w:t xml:space="preserve"> of the project, design of methodology or experimental protocol, data collection, analysis, drafting the manuscript, revising it critically for important intellectual content, etc.)</w:t>
             </w:r>
           </w:p>
         </w:tc>
@@ -2006,23 +2075,7 @@
                 <w:sz w:val="20"/>
                 <w:szCs w:val="20"/>
               </w:rPr>
-              <w:t>2</w:t>
-            </w:r>
-            <w:r>
-              <w:rPr>
-                <w:rFonts w:asciiTheme="minorHAnsi" w:hAnsiTheme="minorHAnsi"/>
-                <w:sz w:val="20"/>
-                <w:szCs w:val="20"/>
-              </w:rPr>
-              <w:t>7</w:t>
-            </w:r>
-            <w:r>
-              <w:rPr>
-                <w:rFonts w:asciiTheme="minorHAnsi" w:hAnsiTheme="minorHAnsi"/>
-                <w:sz w:val="20"/>
-                <w:szCs w:val="20"/>
-              </w:rPr>
-              <w:t>/01/2025</w:t>
+              <w:t>15/07/2025</w:t>
             </w:r>
           </w:p>
         </w:tc>
@@ -2154,7 +2207,7 @@
                 <w:sz w:val="20"/>
                 <w:szCs w:val="20"/>
               </w:rPr>
-              <w:t>27/01/2025</w:t>
+              <w:t>15/07/2025</w:t>
             </w:r>
           </w:p>
         </w:tc>
@@ -2268,7 +2321,7 @@
                 <w:sz w:val="20"/>
                 <w:szCs w:val="20"/>
               </w:rPr>
-              <w:t>27/01/2025</w:t>
+              <w:t>15/07/2025</w:t>
             </w:r>
           </w:p>
         </w:tc>
@@ -2384,23 +2437,7 @@
                 <w:sz w:val="20"/>
                 <w:szCs w:val="20"/>
               </w:rPr>
-              <w:t>2</w:t>
-            </w:r>
-            <w:r>
-              <w:rPr>
-                <w:rFonts w:asciiTheme="minorHAnsi" w:hAnsiTheme="minorHAnsi"/>
-                <w:sz w:val="20"/>
-                <w:szCs w:val="20"/>
-              </w:rPr>
-              <w:t>7</w:t>
-            </w:r>
-            <w:r>
-              <w:rPr>
-                <w:rFonts w:asciiTheme="minorHAnsi" w:hAnsiTheme="minorHAnsi"/>
-                <w:sz w:val="20"/>
-                <w:szCs w:val="20"/>
-              </w:rPr>
-              <w:t>/01/2025</w:t>
+              <w:t>15/07/2025</w:t>
             </w:r>
           </w:p>
         </w:tc>
@@ -8000,6 +8037,16 @@
 </file>
 
 <file path=customXml/item1.xml><?xml version="1.0" encoding="utf-8"?>
+<p:properties xmlns:p="http://schemas.microsoft.com/office/2006/metadata/properties" xmlns:xsi="http://www.w3.org/2001/XMLSchema-instance" xmlns:pc="http://schemas.microsoft.com/office/infopath/2007/PartnerControls">
+  <documentManagement/>
+</p:properties>
+</file>
+
+<file path=customXml/item2.xml><?xml version="1.0" encoding="utf-8"?>
+<b:Sources xmlns:b="http://schemas.openxmlformats.org/officeDocument/2006/bibliography" xmlns="http://schemas.openxmlformats.org/officeDocument/2006/bibliography" SelectedStyle="\APA.XSL" StyleName="APA"/>
+</file>
+
+<file path=customXml/item3.xml><?xml version="1.0" encoding="utf-8"?>
 <?mso-contentType ?>
 <FormTemplates xmlns="http://schemas.microsoft.com/sharepoint/v3/contenttype/forms">
   <Display>DocumentLibraryForm</Display>
@@ -8008,7 +8055,7 @@
 </FormTemplates>
 </file>
 
-<file path=customXml/item2.xml><?xml version="1.0" encoding="utf-8"?>
+<file path=customXml/item4.xml><?xml version="1.0" encoding="utf-8"?>
 <ct:contentTypeSchema xmlns:ct="http://schemas.microsoft.com/office/2006/metadata/contentType" xmlns:ma="http://schemas.microsoft.com/office/2006/metadata/properties/metaAttributes" ct:_="" ma:_="" ma:contentTypeName="Document" ma:contentTypeID="0x010100788F0C42CBA5654C93FD12D6673ED019" ma:contentTypeVersion="0" ma:contentTypeDescription="Create a new document." ma:contentTypeScope="" ma:versionID="5cce97ae71ce53eace529a0ed0139134">
   <xsd:schema xmlns:xsd="http://www.w3.org/2001/XMLSchema" xmlns:xs="http://www.w3.org/2001/XMLSchema" xmlns:p="http://schemas.microsoft.com/office/2006/metadata/properties" targetNamespace="http://schemas.microsoft.com/office/2006/metadata/properties" ma:root="true" ma:fieldsID="c64490b4aec6201516c3a874156f37b2">
     <xsd:element name="properties">
@@ -8122,17 +8169,24 @@
 </ct:contentTypeSchema>
 </file>
 
-<file path=customXml/item3.xml><?xml version="1.0" encoding="utf-8"?>
-<p:properties xmlns:p="http://schemas.microsoft.com/office/2006/metadata/properties" xmlns:xsi="http://www.w3.org/2001/XMLSchema-instance" xmlns:pc="http://schemas.microsoft.com/office/infopath/2007/PartnerControls">
-  <documentManagement/>
-</p:properties>
+<file path=customXml/itemProps1.xml><?xml version="1.0" encoding="utf-8"?>
+<ds:datastoreItem xmlns:ds="http://schemas.openxmlformats.org/officeDocument/2006/customXml" ds:itemID="{040EF15F-A5FF-4FE3-B11F-82699D9C0CAA}">
+  <ds:schemaRefs>
+    <ds:schemaRef ds:uri="http://schemas.microsoft.com/office/2006/metadata/properties"/>
+    <ds:schemaRef ds:uri="http://schemas.microsoft.com/office/infopath/2007/PartnerControls"/>
+  </ds:schemaRefs>
+</ds:datastoreItem>
 </file>
 
-<file path=customXml/item4.xml><?xml version="1.0" encoding="utf-8"?>
-<b:Sources xmlns:b="http://schemas.openxmlformats.org/officeDocument/2006/bibliography" xmlns="http://schemas.openxmlformats.org/officeDocument/2006/bibliography" SelectedStyle="\APA.XSL" StyleName="APA"/>
+<file path=customXml/itemProps2.xml><?xml version="1.0" encoding="utf-8"?>
+<ds:datastoreItem xmlns:ds="http://schemas.openxmlformats.org/officeDocument/2006/customXml" ds:itemID="{CDC3BD38-1457-4707-87DB-9092F68BE3E2}">
+  <ds:schemaRefs>
+    <ds:schemaRef ds:uri="http://schemas.openxmlformats.org/officeDocument/2006/bibliography"/>
+  </ds:schemaRefs>
+</ds:datastoreItem>
 </file>
 
-<file path=customXml/itemProps1.xml><?xml version="1.0" encoding="utf-8"?>
+<file path=customXml/itemProps3.xml><?xml version="1.0" encoding="utf-8"?>
 <ds:datastoreItem xmlns:ds="http://schemas.openxmlformats.org/officeDocument/2006/customXml" ds:itemID="{F7C9B8A3-40A3-4E7A-AFE5-B021EFF67053}">
   <ds:schemaRefs>
     <ds:schemaRef ds:uri="http://schemas.microsoft.com/sharepoint/v3/contenttype/forms"/>
@@ -8140,7 +8194,7 @@
 </ds:datastoreItem>
 </file>
 
-<file path=customXml/itemProps2.xml><?xml version="1.0" encoding="utf-8"?>
+<file path=customXml/itemProps4.xml><?xml version="1.0" encoding="utf-8"?>
 <ds:datastoreItem xmlns:ds="http://schemas.openxmlformats.org/officeDocument/2006/customXml" ds:itemID="{AB0A0A80-B263-49C0-8A45-51297A7016DF}">
   <ds:schemaRefs>
     <ds:schemaRef ds:uri="http://schemas.microsoft.com/office/2006/metadata/contentType"/>
@@ -8154,21 +8208,4 @@
     <ds:schemaRef ds:uri="http://schemas.microsoft.com/office/infopath/2007/PartnerControls"/>
   </ds:schemaRefs>
 </ds:datastoreItem>
-</file>
-
-<file path=customXml/itemProps3.xml><?xml version="1.0" encoding="utf-8"?>
-<ds:datastoreItem xmlns:ds="http://schemas.openxmlformats.org/officeDocument/2006/customXml" ds:itemID="{040EF15F-A5FF-4FE3-B11F-82699D9C0CAA}">
-  <ds:schemaRefs>
-    <ds:schemaRef ds:uri="http://schemas.microsoft.com/office/2006/metadata/properties"/>
-    <ds:schemaRef ds:uri="http://schemas.microsoft.com/office/infopath/2007/PartnerControls"/>
-  </ds:schemaRefs>
-</ds:datastoreItem>
-</file>
-
-<file path=customXml/itemProps4.xml><?xml version="1.0" encoding="utf-8"?>
-<ds:datastoreItem xmlns:ds="http://schemas.openxmlformats.org/officeDocument/2006/customXml" ds:itemID="{CDC3BD38-1457-4707-87DB-9092F68BE3E2}">
-  <ds:schemaRefs>
-    <ds:schemaRef ds:uri="http://schemas.openxmlformats.org/officeDocument/2006/bibliography"/>
-  </ds:schemaRefs>
-</ds:datastoreItem>
 </file>